--- a/docs/report.docs/iteration2.docx
+++ b/docs/report.docs/iteration2.docx
@@ -3552,25 +3552,7 @@
                 <w:sz w:val="20"/>
                 <w:szCs w:val="20"/>
               </w:rPr>
-              <w:t xml:space="preserve">1. System shows at least 6 makeup product recommendations (foundation, blush, lipstick, eyeshadow) 2. Each product card shows: product name, brand, shade, color swatch, and ‘View Product’ link 3. System shows at least 4 clothing recommendations suited to undertone and body type 4. User can filter by category tab: Makeup / Clothing 5. User can save any product to a </w:t>
-            </w:r>
-            <w:proofErr w:type="spellStart"/>
-            <w:r>
-              <w:rPr>
-                <w:color w:val="000000"/>
-                <w:sz w:val="20"/>
-                <w:szCs w:val="20"/>
-              </w:rPr>
-              <w:t>wishlist</w:t>
-            </w:r>
-            <w:proofErr w:type="spellEnd"/>
-            <w:r>
-              <w:rPr>
-                <w:color w:val="000000"/>
-                <w:sz w:val="20"/>
-                <w:szCs w:val="20"/>
-              </w:rPr>
-              <w:t xml:space="preserve"> within the app 6. Recommendations auto-update if user retakes quiz or uploads a new photo</w:t>
+              <w:t>1. System shows at least 6 makeup product recommendations (foundation, blush, lipstick, eyeshadow) 2. Each product card shows: product name, brand, shade, color swatch, and ‘View Product’ link 3. System shows at least 4 clothing recommendations suited to undertone and body type 4. User can filter by category tab: Makeup / Clothing 5. User can save any product to a wishlist within the app 6. Recommendations auto-update if user retakes quiz or uploads a new photo</w:t>
             </w:r>
           </w:p>
         </w:tc>
@@ -4196,25 +4178,7 @@
                 <w:sz w:val="20"/>
                 <w:szCs w:val="20"/>
               </w:rPr>
-              <w:t xml:space="preserve">As a user, I want to save products to a personal </w:t>
-            </w:r>
-            <w:proofErr w:type="spellStart"/>
-            <w:r>
-              <w:rPr>
-                <w:color w:val="000000"/>
-                <w:sz w:val="20"/>
-                <w:szCs w:val="20"/>
-              </w:rPr>
-              <w:t>wishlist</w:t>
-            </w:r>
-            <w:proofErr w:type="spellEnd"/>
-            <w:r>
-              <w:rPr>
-                <w:color w:val="000000"/>
-                <w:sz w:val="20"/>
-                <w:szCs w:val="20"/>
-              </w:rPr>
-              <w:t xml:space="preserve"> so I can revisit them later without losing my selections.</w:t>
+              <w:t>As a user, I want to save products to a personal wishlist so I can revisit them later without losing my selections.</w:t>
             </w:r>
           </w:p>
         </w:tc>
@@ -4565,25 +4529,7 @@
                 <w:sz w:val="20"/>
                 <w:szCs w:val="20"/>
               </w:rPr>
-              <w:t xml:space="preserve">1. User can upload up to 20 clothing item photos 2. System detects the dominant color of each item 3. System asks: clothing type (top/bottom/dress/outerwear) and style (casual/formal/sporty) 4. User selects an event type and system suggests 3–5 outfit combinations 5. Outfit cards show combined items with a color compatibility badge 6. Hijab color pairing is shown alongside each outfit 7. User can mark </w:t>
-            </w:r>
-            <w:proofErr w:type="spellStart"/>
-            <w:r>
-              <w:rPr>
-                <w:color w:val="000000"/>
-                <w:sz w:val="20"/>
-                <w:szCs w:val="20"/>
-              </w:rPr>
-              <w:t>favourite</w:t>
-            </w:r>
-            <w:proofErr w:type="spellEnd"/>
-            <w:r>
-              <w:rPr>
-                <w:color w:val="000000"/>
-                <w:sz w:val="20"/>
-                <w:szCs w:val="20"/>
-              </w:rPr>
-              <w:t xml:space="preserve"> outfit combinations</w:t>
+              <w:t>1. User can upload up to 20 clothing item photos 2. System detects the dominant color of each item 3. System asks: clothing type (top/bottom/dress/outerwear) and style (casual/formal/sporty) 4. User selects an event type and system suggests 3–5 outfit combinations 5. Outfit cards show combined items with a color compatibility badge 6. Hijab color pairing is shown alongside each outfit 7. User can mark favourite outfit combinations</w:t>
             </w:r>
           </w:p>
         </w:tc>
@@ -6181,25 +6127,7 @@
                 <w:sz w:val="20"/>
                 <w:szCs w:val="20"/>
               </w:rPr>
-              <w:t xml:space="preserve">As a user, I want to bookmark individual style suggestions to my profile so I can quickly revisit my </w:t>
-            </w:r>
-            <w:proofErr w:type="spellStart"/>
-            <w:r>
-              <w:rPr>
-                <w:color w:val="000000"/>
-                <w:sz w:val="20"/>
-                <w:szCs w:val="20"/>
-              </w:rPr>
-              <w:t>favourite</w:t>
-            </w:r>
-            <w:proofErr w:type="spellEnd"/>
-            <w:r>
-              <w:rPr>
-                <w:color w:val="000000"/>
-                <w:sz w:val="20"/>
-                <w:szCs w:val="20"/>
-              </w:rPr>
-              <w:t xml:space="preserve"> recommendations later.</w:t>
+              <w:t>As a user, I want to bookmark individual style suggestions to my profile so I can quickly revisit my favourite recommendations later.</w:t>
             </w:r>
           </w:p>
         </w:tc>
@@ -6248,15 +6176,7 @@
         <w:pStyle w:val="Heading3"/>
       </w:pPr>
       <w:r>
-        <w:t xml:space="preserve">4.1.1 Photo Upload &amp; Skin Tone / Undertone </w:t>
-      </w:r>
-      <w:proofErr w:type="gramStart"/>
-      <w:r>
-        <w:t>Analysis  (</w:t>
-      </w:r>
-      <w:proofErr w:type="gramEnd"/>
-      <w:r>
-        <w:t>US-06)</w:t>
+        <w:t>4.1.1 Photo Upload &amp; Skin Tone / Undertone Analysis  (US-06)</w:t>
       </w:r>
     </w:p>
     <w:p>
@@ -6281,7 +6201,7 @@
           <w:noProof/>
         </w:rPr>
         <w:drawing>
-          <wp:inline distT="0" distB="0" distL="0" distR="0" wp14:anchorId="0BED5742" wp14:editId="4E8D3877">
+          <wp:inline distT="0" distB="0" distL="0" distR="0" wp14:anchorId="0BED5742" wp14:editId="524CE9CD">
             <wp:extent cx="5943600" cy="5722883"/>
             <wp:effectExtent l="0" t="0" r="0" b="0"/>
             <wp:docPr id="464345884" name="Picture 4"/>
@@ -6341,15 +6261,7 @@
       </w:pPr>
       <w:r>
         <w:lastRenderedPageBreak/>
-        <w:t xml:space="preserve">4.1.2 Wardrobe Upload &amp; Outfit </w:t>
-      </w:r>
-      <w:proofErr w:type="gramStart"/>
-      <w:r>
-        <w:t>Suggestion  (</w:t>
-      </w:r>
-      <w:proofErr w:type="gramEnd"/>
-      <w:r>
-        <w:t>US-09)</w:t>
+        <w:t>4.1.2 Wardrobe Upload &amp; Outfit Suggestion  (US-09)</w:t>
       </w:r>
     </w:p>
     <w:p>
@@ -6357,15 +6269,7 @@
         <w:spacing w:before="60" w:after="80"/>
       </w:pPr>
       <w:r>
-        <w:t xml:space="preserve">Shows the flow from the user uploading a clothing item photo, system detecting its dominant color, user tagging the item, selecting an event type, the system generating outfit combinations, and the user bookmarking </w:t>
-      </w:r>
-      <w:proofErr w:type="spellStart"/>
-      <w:r>
-        <w:t>favourites</w:t>
-      </w:r>
-      <w:proofErr w:type="spellEnd"/>
-      <w:r>
-        <w:t>.</w:t>
+        <w:t>Shows the flow from the user uploading a clothing item photo, system detecting its dominant color, user tagging the item, selecting an event type, the system generating outfit combinations, and the user bookmarking favourites.</w:t>
       </w:r>
     </w:p>
     <w:p>
@@ -6441,15 +6345,7 @@
         <w:pStyle w:val="Heading3"/>
       </w:pPr>
       <w:r>
-        <w:t xml:space="preserve">4.1.3 Face Shape Detection &amp; Style </w:t>
-      </w:r>
-      <w:proofErr w:type="gramStart"/>
-      <w:r>
-        <w:t>Suggestions  (</w:t>
-      </w:r>
-      <w:proofErr w:type="gramEnd"/>
-      <w:r>
-        <w:t>US-07 &amp; US-10)</w:t>
+        <w:t>4.1.3 Face Shape Detection &amp; Style Suggestions  (US-07 &amp; US-10)</w:t>
       </w:r>
     </w:p>
     <w:p>
@@ -6681,15 +6577,7 @@
         <w:pStyle w:val="Heading3"/>
       </w:pPr>
       <w:r>
-        <w:t xml:space="preserve">4.3.1 Sequence Diagram — Photo Upload &amp; Skin Tone </w:t>
-      </w:r>
-      <w:proofErr w:type="gramStart"/>
-      <w:r>
-        <w:t>Analysis  (</w:t>
-      </w:r>
-      <w:proofErr w:type="gramEnd"/>
-      <w:r>
-        <w:t>US-06)</w:t>
+        <w:t>4.3.1 Sequence Diagram — Photo Upload &amp; Skin Tone Analysis  (US-06)</w:t>
       </w:r>
     </w:p>
     <w:p>
@@ -6775,15 +6663,7 @@
       </w:pPr>
       <w:r>
         <w:lastRenderedPageBreak/>
-        <w:t xml:space="preserve">4.3.2 Sequence Diagram — Wardrobe Upload &amp; Outfit </w:t>
-      </w:r>
-      <w:proofErr w:type="gramStart"/>
-      <w:r>
-        <w:t>Suggestion  (</w:t>
-      </w:r>
-      <w:proofErr w:type="gramEnd"/>
-      <w:r>
-        <w:t>US-09)</w:t>
+        <w:t>4.3.2 Sequence Diagram — Wardrobe Upload &amp; Outfit Suggestion  (US-09)</w:t>
       </w:r>
     </w:p>
     <w:p>
@@ -6791,15 +6671,7 @@
         <w:spacing w:before="60" w:after="80"/>
       </w:pPr>
       <w:r>
-        <w:t xml:space="preserve">Participants: User → Frontend → Backend API → Color Detection Service → Database. Shows item upload, color detection call, tag submission, event selection, outfit generation, and </w:t>
-      </w:r>
-      <w:proofErr w:type="spellStart"/>
-      <w:r>
-        <w:t>wishlist</w:t>
-      </w:r>
-      <w:proofErr w:type="spellEnd"/>
-      <w:r>
-        <w:t xml:space="preserve"> save.</w:t>
+        <w:t>Participants: User → Frontend → Backend API → Color Detection Service → Database. Shows item upload, color detection call, tag submission, event selection, outfit generation, and wishlist save.</w:t>
       </w:r>
     </w:p>
     <w:p>
@@ -6876,15 +6748,7 @@
         <w:pStyle w:val="Heading3"/>
       </w:pPr>
       <w:r>
-        <w:t xml:space="preserve">4.3.3 Sequence Diagram — Product </w:t>
-      </w:r>
-      <w:proofErr w:type="gramStart"/>
-      <w:r>
-        <w:t>Recommendations  (</w:t>
-      </w:r>
-      <w:proofErr w:type="gramEnd"/>
-      <w:r>
-        <w:t>US-08)</w:t>
+        <w:t>4.3.3 Sequence Diagram — Product Recommendations  (US-08)</w:t>
       </w:r>
     </w:p>
     <w:p>
@@ -6892,15 +6756,7 @@
         <w:spacing w:before="60" w:after="80"/>
       </w:pPr>
       <w:r>
-        <w:t xml:space="preserve">Participants: User → Frontend → Backend API → Recommendation Engine → Database. Shows profile data fetch, product lookup, tab rendering, and </w:t>
-      </w:r>
-      <w:proofErr w:type="spellStart"/>
-      <w:r>
-        <w:t>wishlist</w:t>
-      </w:r>
-      <w:proofErr w:type="spellEnd"/>
-      <w:r>
-        <w:t xml:space="preserve"> save interaction.</w:t>
+        <w:t>Participants: User → Frontend → Backend API → Recommendation Engine → Database. Shows profile data fetch, product lookup, tab rendering, and wishlist save interaction.</w:t>
       </w:r>
     </w:p>
     <w:p>
@@ -7006,45 +6862,8 @@
         </w:numPr>
       </w:pPr>
       <w:r>
-        <w:t xml:space="preserve">User — attributes: </w:t>
-      </w:r>
-      <w:proofErr w:type="spellStart"/>
-      <w:r>
-        <w:t>userId</w:t>
-      </w:r>
-      <w:proofErr w:type="spellEnd"/>
-      <w:r>
-        <w:t xml:space="preserve">, name, email, </w:t>
-      </w:r>
-      <w:proofErr w:type="spellStart"/>
-      <w:r>
-        <w:t>passwordHash</w:t>
-      </w:r>
-      <w:proofErr w:type="spellEnd"/>
-      <w:r>
-        <w:t xml:space="preserve">, undertone, </w:t>
-      </w:r>
-      <w:proofErr w:type="spellStart"/>
-      <w:r>
-        <w:t>skinTone</w:t>
-      </w:r>
-      <w:proofErr w:type="spellEnd"/>
-      <w:r>
-        <w:t xml:space="preserve">, </w:t>
-      </w:r>
-      <w:proofErr w:type="spellStart"/>
-      <w:r>
-        <w:t>faceShape</w:t>
-      </w:r>
-      <w:proofErr w:type="spellEnd"/>
-      <w:r>
-        <w:t xml:space="preserve">, </w:t>
-      </w:r>
-      <w:proofErr w:type="spellStart"/>
-      <w:r>
-        <w:t>bodyType</w:t>
-      </w:r>
-      <w:proofErr w:type="spellEnd"/>
+        <w:t>User — attributes: userId, name, email, passwordHash, undertone, skinTone, faceShape, bodyType</w:t>
+      </w:r>
     </w:p>
     <w:p>
       <w:pPr>
@@ -7055,47 +6874,7 @@
         </w:numPr>
       </w:pPr>
       <w:r>
-        <w:t xml:space="preserve">Photo — attributes: </w:t>
-      </w:r>
-      <w:proofErr w:type="spellStart"/>
-      <w:r>
-        <w:t>photoId</w:t>
-      </w:r>
-      <w:proofErr w:type="spellEnd"/>
-      <w:r>
-        <w:t xml:space="preserve">, </w:t>
-      </w:r>
-      <w:proofErr w:type="spellStart"/>
-      <w:r>
-        <w:t>userId</w:t>
-      </w:r>
-      <w:proofErr w:type="spellEnd"/>
-      <w:r>
-        <w:t xml:space="preserve">, </w:t>
-      </w:r>
-      <w:proofErr w:type="spellStart"/>
-      <w:r>
-        <w:t>filePath</w:t>
-      </w:r>
-      <w:proofErr w:type="spellEnd"/>
-      <w:r>
-        <w:t xml:space="preserve">, </w:t>
-      </w:r>
-      <w:proofErr w:type="spellStart"/>
-      <w:r>
-        <w:t>uploadDate</w:t>
-      </w:r>
-      <w:proofErr w:type="spellEnd"/>
-      <w:r>
-        <w:t xml:space="preserve">, </w:t>
-      </w:r>
-      <w:proofErr w:type="spellStart"/>
-      <w:r>
-        <w:t>isDeleted</w:t>
-      </w:r>
-      <w:proofErr w:type="spellEnd"/>
-      <w:r>
-        <w:t xml:space="preserve"> | User 1—* Photo</w:t>
+        <w:t>Photo — attributes: photoId, userId, filePath, uploadDate, isDeleted | User 1—* Photo</w:t>
       </w:r>
     </w:p>
     <w:p>
@@ -7106,43 +6885,9 @@
           <w:numId w:val="2"/>
         </w:numPr>
       </w:pPr>
-      <w:proofErr w:type="spellStart"/>
-      <w:r>
-        <w:t>SkinToneResult</w:t>
-      </w:r>
-      <w:proofErr w:type="spellEnd"/>
-      <w:r>
-        <w:t xml:space="preserve"> — attributes: </w:t>
-      </w:r>
-      <w:proofErr w:type="spellStart"/>
-      <w:r>
-        <w:t>resultId</w:t>
-      </w:r>
-      <w:proofErr w:type="spellEnd"/>
-      <w:r>
-        <w:t xml:space="preserve">, </w:t>
-      </w:r>
-      <w:proofErr w:type="spellStart"/>
-      <w:r>
-        <w:t>userId</w:t>
-      </w:r>
-      <w:proofErr w:type="spellEnd"/>
-      <w:r>
-        <w:t xml:space="preserve">, </w:t>
-      </w:r>
-      <w:proofErr w:type="spellStart"/>
-      <w:r>
-        <w:t>skinTone</w:t>
-      </w:r>
-      <w:proofErr w:type="spellEnd"/>
-      <w:r>
-        <w:t xml:space="preserve">, undertone, method (photo/quiz) | User 1—1 </w:t>
-      </w:r>
-      <w:proofErr w:type="spellStart"/>
-      <w:r>
-        <w:t>SkinToneResult</w:t>
-      </w:r>
-      <w:proofErr w:type="spellEnd"/>
+      <w:r>
+        <w:t>SkinToneResult — attributes: resultId, userId, skinTone, undertone, method (photo/quiz) | User 1—1 SkinToneResult</w:t>
+      </w:r>
     </w:p>
     <w:p>
       <w:pPr>
@@ -7152,43 +6897,9 @@
           <w:numId w:val="2"/>
         </w:numPr>
       </w:pPr>
-      <w:proofErr w:type="spellStart"/>
-      <w:r>
-        <w:t>FaceShapeResult</w:t>
-      </w:r>
-      <w:proofErr w:type="spellEnd"/>
-      <w:r>
-        <w:t xml:space="preserve"> — attributes: </w:t>
-      </w:r>
-      <w:proofErr w:type="spellStart"/>
-      <w:r>
-        <w:t>resultId</w:t>
-      </w:r>
-      <w:proofErr w:type="spellEnd"/>
-      <w:r>
-        <w:t xml:space="preserve">, </w:t>
-      </w:r>
-      <w:proofErr w:type="spellStart"/>
-      <w:r>
-        <w:t>userId</w:t>
-      </w:r>
-      <w:proofErr w:type="spellEnd"/>
-      <w:r>
-        <w:t xml:space="preserve">, </w:t>
-      </w:r>
-      <w:proofErr w:type="spellStart"/>
-      <w:r>
-        <w:t>faceShape</w:t>
-      </w:r>
-      <w:proofErr w:type="spellEnd"/>
-      <w:r>
-        <w:t xml:space="preserve">, confidence | User 1—1 </w:t>
-      </w:r>
-      <w:proofErr w:type="spellStart"/>
-      <w:r>
-        <w:t>FaceShapeResult</w:t>
-      </w:r>
-      <w:proofErr w:type="spellEnd"/>
+      <w:r>
+        <w:t>FaceShapeResult — attributes: resultId, userId, faceShape, confidence | User 1—1 FaceShapeResult</w:t>
+      </w:r>
     </w:p>
     <w:p>
       <w:pPr>
@@ -7198,59 +6909,9 @@
           <w:numId w:val="2"/>
         </w:numPr>
       </w:pPr>
-      <w:proofErr w:type="spellStart"/>
-      <w:r>
-        <w:t>WardrobeItem</w:t>
-      </w:r>
-      <w:proofErr w:type="spellEnd"/>
-      <w:r>
-        <w:t xml:space="preserve"> — attributes: </w:t>
-      </w:r>
-      <w:proofErr w:type="spellStart"/>
-      <w:r>
-        <w:t>itemId</w:t>
-      </w:r>
-      <w:proofErr w:type="spellEnd"/>
-      <w:r>
-        <w:t xml:space="preserve">, </w:t>
-      </w:r>
-      <w:proofErr w:type="spellStart"/>
-      <w:r>
-        <w:t>userId</w:t>
-      </w:r>
-      <w:proofErr w:type="spellEnd"/>
-      <w:r>
-        <w:t xml:space="preserve">, </w:t>
-      </w:r>
-      <w:proofErr w:type="spellStart"/>
-      <w:r>
-        <w:t>photoPath</w:t>
-      </w:r>
-      <w:proofErr w:type="spellEnd"/>
-      <w:r>
-        <w:t xml:space="preserve">, </w:t>
-      </w:r>
-      <w:proofErr w:type="spellStart"/>
-      <w:r>
-        <w:t>dominantColor</w:t>
-      </w:r>
-      <w:proofErr w:type="spellEnd"/>
-      <w:r>
-        <w:t xml:space="preserve">, </w:t>
-      </w:r>
-      <w:proofErr w:type="spellStart"/>
-      <w:r>
-        <w:t>clothingType</w:t>
-      </w:r>
-      <w:proofErr w:type="spellEnd"/>
-      <w:r>
-        <w:t xml:space="preserve">, style | User 1—* </w:t>
-      </w:r>
-      <w:proofErr w:type="spellStart"/>
-      <w:r>
-        <w:t>WardrobeItem</w:t>
-      </w:r>
-      <w:proofErr w:type="spellEnd"/>
+      <w:r>
+        <w:t>WardrobeItem — attributes: itemId, userId, photoPath, dominantColor, clothingType, style | User 1—* WardrobeItem</w:t>
+      </w:r>
     </w:p>
     <w:p>
       <w:pPr>
@@ -7260,80 +6921,9 @@
           <w:numId w:val="2"/>
         </w:numPr>
       </w:pPr>
-      <w:proofErr w:type="spellStart"/>
-      <w:r>
-        <w:t>OutfitSuggestion</w:t>
-      </w:r>
-      <w:proofErr w:type="spellEnd"/>
-      <w:r>
-        <w:t xml:space="preserve"> — attributes: </w:t>
-      </w:r>
-      <w:proofErr w:type="spellStart"/>
-      <w:r>
-        <w:t>suggestionId</w:t>
-      </w:r>
-      <w:proofErr w:type="spellEnd"/>
-      <w:r>
-        <w:t xml:space="preserve">, </w:t>
-      </w:r>
-      <w:proofErr w:type="spellStart"/>
-      <w:r>
-        <w:t>userId</w:t>
-      </w:r>
-      <w:proofErr w:type="spellEnd"/>
-      <w:r>
-        <w:t xml:space="preserve">, </w:t>
-      </w:r>
-      <w:proofErr w:type="spellStart"/>
-      <w:proofErr w:type="gramStart"/>
-      <w:r>
-        <w:t>itemIds</w:t>
-      </w:r>
-      <w:proofErr w:type="spellEnd"/>
-      <w:r>
-        <w:t>[</w:t>
-      </w:r>
-      <w:proofErr w:type="gramEnd"/>
-      <w:r>
-        <w:t xml:space="preserve">], </w:t>
-      </w:r>
-      <w:proofErr w:type="spellStart"/>
-      <w:r>
-        <w:t>eventType</w:t>
-      </w:r>
-      <w:proofErr w:type="spellEnd"/>
-      <w:r>
-        <w:t xml:space="preserve">, </w:t>
-      </w:r>
-      <w:proofErr w:type="spellStart"/>
-      <w:r>
-        <w:t>hijabColor</w:t>
-      </w:r>
-      <w:proofErr w:type="spellEnd"/>
-      <w:r>
-        <w:t xml:space="preserve">, </w:t>
-      </w:r>
-      <w:proofErr w:type="spellStart"/>
-      <w:r>
-        <w:t>isFavourite</w:t>
-      </w:r>
-      <w:proofErr w:type="spellEnd"/>
-      <w:r>
-        <w:t xml:space="preserve"> | </w:t>
-      </w:r>
-      <w:proofErr w:type="spellStart"/>
-      <w:r>
-        <w:t>OutfitSuggestion</w:t>
-      </w:r>
-      <w:proofErr w:type="spellEnd"/>
-      <w:r>
-        <w:t xml:space="preserve"> aggregates </w:t>
-      </w:r>
-      <w:proofErr w:type="spellStart"/>
-      <w:r>
-        <w:t>WardrobeItem</w:t>
-      </w:r>
-      <w:proofErr w:type="spellEnd"/>
+      <w:r>
+        <w:t>OutfitSuggestion — attributes: suggestionId, userId, itemIds[], eventType, hijabColor, isFavourite | OutfitSuggestion aggregates WardrobeItem</w:t>
+      </w:r>
     </w:p>
     <w:p>
       <w:pPr>
@@ -7343,51 +6933,9 @@
           <w:numId w:val="2"/>
         </w:numPr>
       </w:pPr>
-      <w:proofErr w:type="spellStart"/>
-      <w:r>
-        <w:t>ProductRecommendation</w:t>
-      </w:r>
-      <w:proofErr w:type="spellEnd"/>
-      <w:r>
-        <w:t xml:space="preserve"> — attributes: </w:t>
-      </w:r>
-      <w:proofErr w:type="spellStart"/>
-      <w:r>
-        <w:t>productId</w:t>
-      </w:r>
-      <w:proofErr w:type="spellEnd"/>
-      <w:r>
-        <w:t xml:space="preserve">, category, undertone, </w:t>
-      </w:r>
-      <w:proofErr w:type="spellStart"/>
-      <w:r>
-        <w:t>bodyType</w:t>
-      </w:r>
-      <w:proofErr w:type="spellEnd"/>
-      <w:r>
-        <w:t xml:space="preserve">, brand, </w:t>
-      </w:r>
-      <w:proofErr w:type="spellStart"/>
-      <w:r>
-        <w:t>shadeName</w:t>
-      </w:r>
-      <w:proofErr w:type="spellEnd"/>
-      <w:r>
-        <w:t xml:space="preserve">, </w:t>
-      </w:r>
-      <w:proofErr w:type="spellStart"/>
-      <w:r>
-        <w:t>swatchColor</w:t>
-      </w:r>
-      <w:proofErr w:type="spellEnd"/>
-      <w:r>
-        <w:t xml:space="preserve">, </w:t>
-      </w:r>
-      <w:proofErr w:type="spellStart"/>
-      <w:r>
-        <w:t>productLink</w:t>
-      </w:r>
-      <w:proofErr w:type="spellEnd"/>
+      <w:r>
+        <w:t>ProductRecommendation — attributes: productId, category, undertone, bodyType, brand, shadeName, swatchColor, productLink</w:t>
+      </w:r>
     </w:p>
     <w:p>
       <w:pPr>
@@ -7398,45 +6946,8 @@
         </w:numPr>
       </w:pPr>
       <w:r>
-        <w:t xml:space="preserve">Wishlist — attributes: </w:t>
-      </w:r>
-      <w:proofErr w:type="spellStart"/>
-      <w:r>
-        <w:t>wishlistId</w:t>
-      </w:r>
-      <w:proofErr w:type="spellEnd"/>
-      <w:r>
-        <w:t xml:space="preserve">, </w:t>
-      </w:r>
-      <w:proofErr w:type="spellStart"/>
-      <w:r>
-        <w:t>userId</w:t>
-      </w:r>
-      <w:proofErr w:type="spellEnd"/>
-      <w:r>
-        <w:t xml:space="preserve">, </w:t>
-      </w:r>
-      <w:proofErr w:type="spellStart"/>
-      <w:r>
-        <w:t>productId</w:t>
-      </w:r>
-      <w:proofErr w:type="spellEnd"/>
-      <w:r>
-        <w:t xml:space="preserve">, </w:t>
-      </w:r>
-      <w:proofErr w:type="spellStart"/>
-      <w:r>
-        <w:t>savedAt</w:t>
-      </w:r>
-      <w:proofErr w:type="spellEnd"/>
-      <w:r>
-        <w:t xml:space="preserve"> | resolves User M—N </w:t>
-      </w:r>
-      <w:proofErr w:type="spellStart"/>
-      <w:r>
-        <w:t>ProductRecommendation</w:t>
-      </w:r>
-      <w:proofErr w:type="spellEnd"/>
+        <w:t>Wishlist — attributes: wishlistId, userId, productId, savedAt | resolves User M—N ProductRecommendation</w:t>
+      </w:r>
     </w:p>
     <w:p>
       <w:pPr>
@@ -8062,25 +7573,7 @@
                 <w:sz w:val="20"/>
                 <w:szCs w:val="20"/>
               </w:rPr>
-              <w:t xml:space="preserve">Photo upload and image analysis API integration (skin tone, face shape), wardrobe item CRUD endpoints, color detection service, outfit suggestion engine, product recommendation database queries, </w:t>
-            </w:r>
-            <w:proofErr w:type="spellStart"/>
-            <w:r>
-              <w:rPr>
-                <w:color w:val="000000"/>
-                <w:sz w:val="20"/>
-                <w:szCs w:val="20"/>
-              </w:rPr>
-              <w:t>wishlist</w:t>
-            </w:r>
-            <w:proofErr w:type="spellEnd"/>
-            <w:r>
-              <w:rPr>
-                <w:color w:val="000000"/>
-                <w:sz w:val="20"/>
-                <w:szCs w:val="20"/>
-              </w:rPr>
-              <w:t xml:space="preserve"> API, JWT-secured endpoints.</w:t>
+              <w:t>Photo upload and image analysis API integration (skin tone, face shape), wardrobe item CRUD endpoints, color detection service, outfit suggestion engine, product recommendation database queries, wishlist API, JWT-secured endpoints.</w:t>
             </w:r>
           </w:p>
         </w:tc>
@@ -8233,6 +7726,9 @@
         <w:spacing w:after="80"/>
       </w:pPr>
       <w:r>
+        <w:rPr>
+          <w:noProof/>
+        </w:rPr>
         <w:drawing>
           <wp:inline distT="0" distB="0" distL="0" distR="0" wp14:anchorId="465B7EB8" wp14:editId="5F2BE7F6">
             <wp:extent cx="5943600" cy="2781935"/>
@@ -8301,6 +7797,9 @@
         <w:spacing w:after="80"/>
       </w:pPr>
       <w:r>
+        <w:rPr>
+          <w:noProof/>
+        </w:rPr>
         <w:lastRenderedPageBreak/>
         <w:drawing>
           <wp:inline distT="0" distB="0" distL="0" distR="0" wp14:anchorId="7BFA3FA1" wp14:editId="08247BEF">
@@ -8344,6 +7843,9 @@
         <w:spacing w:after="80"/>
       </w:pPr>
       <w:r>
+        <w:rPr>
+          <w:noProof/>
+        </w:rPr>
         <w:drawing>
           <wp:inline distT="0" distB="0" distL="0" distR="0" wp14:anchorId="1098EA15" wp14:editId="45F10542">
             <wp:extent cx="5943600" cy="2764155"/>
@@ -8386,6 +7888,9 @@
         <w:spacing w:after="80"/>
       </w:pPr>
       <w:r>
+        <w:rPr>
+          <w:noProof/>
+        </w:rPr>
         <w:lastRenderedPageBreak/>
         <w:drawing>
           <wp:inline distT="0" distB="0" distL="0" distR="0" wp14:anchorId="6EF63D1A" wp14:editId="70D75B08">
@@ -8442,15 +7947,7 @@
         <w:spacing w:before="60" w:after="80"/>
       </w:pPr>
       <w:r>
-        <w:t xml:space="preserve">Tabbed layout showing Makeup and Clothing tabs. Each product card has a shade swatch or item image, product name, brand, and a ‘View Product’ button. Heart icon saves item to </w:t>
-      </w:r>
-      <w:proofErr w:type="spellStart"/>
-      <w:r>
-        <w:t>wishlist</w:t>
-      </w:r>
-      <w:proofErr w:type="spellEnd"/>
-      <w:r>
-        <w:t>.</w:t>
+        <w:t>Tabbed layout showing Makeup and Clothing tabs. Each product card has a shade swatch or item image, product name, brand, and a ‘View Product’ button. Heart icon saves item to wishlist.</w:t>
       </w:r>
     </w:p>
     <w:p>
@@ -8468,6 +7965,9 @@
         <w:spacing w:after="80"/>
       </w:pPr>
       <w:r>
+        <w:rPr>
+          <w:noProof/>
+        </w:rPr>
         <w:drawing>
           <wp:inline distT="0" distB="0" distL="0" distR="0" wp14:anchorId="7F14D14B" wp14:editId="730DF579">
             <wp:extent cx="5943600" cy="2745740"/>
@@ -8510,6 +8010,9 @@
         <w:spacing w:after="80"/>
       </w:pPr>
       <w:r>
+        <w:rPr>
+          <w:noProof/>
+        </w:rPr>
         <w:lastRenderedPageBreak/>
         <w:drawing>
           <wp:inline distT="0" distB="0" distL="0" distR="0" wp14:anchorId="07184D35" wp14:editId="09AC9AEE">
@@ -8579,6 +8082,9 @@
         <w:spacing w:after="80"/>
       </w:pPr>
       <w:r>
+        <w:rPr>
+          <w:noProof/>
+        </w:rPr>
         <w:drawing>
           <wp:inline distT="0" distB="0" distL="0" distR="0" wp14:anchorId="4242ECCD" wp14:editId="52010872">
             <wp:extent cx="5943600" cy="2787015"/>
@@ -8621,6 +8127,9 @@
         <w:spacing w:after="80"/>
       </w:pPr>
       <w:r>
+        <w:rPr>
+          <w:noProof/>
+        </w:rPr>
         <w:lastRenderedPageBreak/>
         <w:drawing>
           <wp:inline distT="0" distB="0" distL="0" distR="0" wp14:anchorId="0E2701D5" wp14:editId="23B6ABAC">
@@ -8689,12 +8198,23 @@
       <w:pPr>
         <w:spacing w:after="80"/>
       </w:pPr>
+    </w:p>
+    <w:p>
+      <w:pPr>
+        <w:spacing w:after="80"/>
+      </w:pPr>
+    </w:p>
+    <w:p>
+      <w:pPr>
+        <w:spacing w:before="400"/>
+        <w:jc w:val="center"/>
+      </w:pPr>
       <w:r>
         <w:drawing>
-          <wp:inline distT="0" distB="0" distL="0" distR="0" wp14:anchorId="611AACF3" wp14:editId="0C3B3573">
-            <wp:extent cx="5943600" cy="2786380"/>
+          <wp:inline distT="0" distB="0" distL="0" distR="0" wp14:anchorId="2E6C1C31" wp14:editId="7B477BC9">
+            <wp:extent cx="5943600" cy="2656205"/>
             <wp:effectExtent l="0" t="0" r="0" b="0"/>
-            <wp:docPr id="458301957" name="Picture 1"/>
+            <wp:docPr id="2101400792" name="Picture 1"/>
             <wp:cNvGraphicFramePr>
               <a:graphicFrameLocks xmlns:a="http://schemas.openxmlformats.org/drawingml/2006/main" noChangeAspect="1"/>
             </wp:cNvGraphicFramePr>
@@ -8702,7 +8222,7 @@
               <a:graphicData uri="http://schemas.openxmlformats.org/drawingml/2006/picture">
                 <pic:pic xmlns:pic="http://schemas.openxmlformats.org/drawingml/2006/picture">
                   <pic:nvPicPr>
-                    <pic:cNvPr id="458301957" name=""/>
+                    <pic:cNvPr id="2101400792" name=""/>
                     <pic:cNvPicPr/>
                   </pic:nvPicPr>
                   <pic:blipFill>
@@ -8714,7 +8234,7 @@
                   <pic:spPr>
                     <a:xfrm>
                       <a:off x="0" y="0"/>
-                      <a:ext cx="5943600" cy="2786380"/>
+                      <a:ext cx="5943600" cy="2656205"/>
                     </a:xfrm>
                     <a:prstGeom prst="rect">
                       <a:avLst/>
@@ -8729,14 +8249,47 @@
     </w:p>
     <w:p>
       <w:pPr>
-        <w:spacing w:after="80"/>
-      </w:pPr>
-    </w:p>
-    <w:p>
-      <w:pPr>
         <w:spacing w:before="400"/>
         <w:jc w:val="center"/>
       </w:pPr>
+      <w:r>
+        <w:lastRenderedPageBreak/>
+        <w:drawing>
+          <wp:inline distT="0" distB="0" distL="0" distR="0" wp14:anchorId="43D8799F" wp14:editId="53ADEC3E">
+            <wp:extent cx="5943600" cy="2635885"/>
+            <wp:effectExtent l="0" t="0" r="0" b="0"/>
+            <wp:docPr id="1270915732" name="Picture 1"/>
+            <wp:cNvGraphicFramePr>
+              <a:graphicFrameLocks xmlns:a="http://schemas.openxmlformats.org/drawingml/2006/main" noChangeAspect="1"/>
+            </wp:cNvGraphicFramePr>
+            <a:graphic xmlns:a="http://schemas.openxmlformats.org/drawingml/2006/main">
+              <a:graphicData uri="http://schemas.openxmlformats.org/drawingml/2006/picture">
+                <pic:pic xmlns:pic="http://schemas.openxmlformats.org/drawingml/2006/picture">
+                  <pic:nvPicPr>
+                    <pic:cNvPr id="1270915732" name=""/>
+                    <pic:cNvPicPr/>
+                  </pic:nvPicPr>
+                  <pic:blipFill>
+                    <a:blip r:embed="rId25"/>
+                    <a:stretch>
+                      <a:fillRect/>
+                    </a:stretch>
+                  </pic:blipFill>
+                  <pic:spPr>
+                    <a:xfrm>
+                      <a:off x="0" y="0"/>
+                      <a:ext cx="5943600" cy="2635885"/>
+                    </a:xfrm>
+                    <a:prstGeom prst="rect">
+                      <a:avLst/>
+                    </a:prstGeom>
+                  </pic:spPr>
+                </pic:pic>
+              </a:graphicData>
+            </a:graphic>
+          </wp:inline>
+        </w:drawing>
+      </w:r>
     </w:p>
     <w:sectPr>
       <w:pgSz w:w="12240" w:h="15840"/>
